--- a/briefs/nevada/k-12_educational_outcomes/citizen-v3/proposal-spotlights.docx
+++ b/briefs/nevada/k-12_educational_outcomes/citizen-v3/proposal-spotlights.docx
@@ -54,13 +54,13 @@
           <w:color w:val="444444"/>
           <w:sz w:val="20"/>
         </w:rPr>
-        <w:t>A close look at the legislative record behind each proposal the working group short-listed, with committee paths, sponsor detail, and bills beyond what the citizen brief (v3.0) carries.</w:t>
+        <w:t>A close look at the record behind each proposal the working group short-listed, with committee paths, sponsor detail, and bills beyond what the citizen brief (v3.0) carries.</w:t>
       </w:r>
     </w:p>
     <w:p>
       <w:pPr>
         <w:widowControl/>
-        <w:spacing w:before="100" w:after="40" w:lineRule="auto" w:line="254"/>
+        <w:spacing w:before="84" w:after="36" w:lineRule="auto" w:line="254"/>
       </w:pPr>
       <w:r>
         <w:rPr>
@@ -93,7 +93,7 @@
       <w:pPr>
         <w:keepLines/>
         <w:widowControl/>
-        <w:spacing w:before="0" w:after="100" w:lineRule="auto" w:line="276"/>
+        <w:spacing w:before="0" w:after="90" w:lineRule="auto" w:line="276"/>
       </w:pPr>
       <w:r>
         <w:rPr>
@@ -102,7 +102,7 @@
           <w:color w:val="1A2D4F"/>
           <w:sz w:val="20"/>
         </w:rPr>
-        <w:t>The machinery exists; the guarantee keeps dying silently.</w:t>
+        <w:t>The funding system exists; the funding guarantee keeps dying without a vote.</w:t>
       </w:r>
       <w:r>
         <w:rPr>
@@ -111,13 +111,13 @@
           <w:color w:val="444444"/>
           <w:sz w:val="20"/>
         </w:rPr>
-        <w:t xml:space="preserve"> The Pupil-Centered Funding Plan (SB543, 2019, 18–3 and 34–7) rebuilt how dollars follow pupils; SB439 (2021) rebuilt its revenue streams; and the biennium acts fund it (SB503 in 2023; SB500 in 2025, 42–0 and 13–8). The one new revenue source in the record — AB495 (2021), the gold-and-silver mining tax routed to education — passed 28–14 and 16–5. What has never survived is a floor test of a funding floor: AB459 (2023), requiring the education budget to at least keep pace with inflation plus enrollment, died in Assembly Ways and Means, and its 2025 successor died in Senate Finance — both without a vote of any kind. The statutory Commission on School Funding already calculates what full funding would take, so a funding-floor bill would arrive with its price tag pre-computed — and the money committees, where both attempts stopped, are the decisive audience.</w:t>
+        <w:t xml:space="preserve"> The Pupil-Centered Funding Plan (SB543, 2019, 18–3 and 34–7) rebuilt how dollars follow pupils; SB439 (2021) rebuilt its revenue streams; and the two-year budget acts fund it (SB503 in 2023; SB500 in 2025, 42–0 and 13–8). The one new revenue source in the record — AB495 (2021), the gold-and-silver mining tax routed to education — passed 28–14 and 16–5. What has never even reached a floor vote is a guaranteed minimum funding level: AB459 (2023), requiring the education budget to at least keep pace with inflation plus enrollment, died in Assembly Ways and Means; its 2025 successor died in Senate Finance — both without any vote. The statutory Commission on School Funding already calculates what full funding would take, so a funding-guarantee bill would arrive with its price tag already calculated; the budget committees, where both attempts stopped, decide its fate.</w:t>
       </w:r>
     </w:p>
     <w:p>
       <w:pPr>
         <w:widowControl/>
-        <w:spacing w:before="100" w:after="40" w:lineRule="auto" w:line="254"/>
+        <w:spacing w:before="84" w:after="36" w:lineRule="auto" w:line="254"/>
       </w:pPr>
       <w:r>
         <w:rPr>
@@ -150,7 +150,7 @@
       <w:pPr>
         <w:keepLines/>
         <w:widowControl/>
-        <w:spacing w:before="0" w:after="100" w:lineRule="auto" w:line="276"/>
+        <w:spacing w:before="0" w:after="90" w:lineRule="auto" w:line="276"/>
       </w:pPr>
       <w:r>
         <w:rPr>
@@ -168,14 +168,14 @@
           <w:color w:val="444444"/>
           <w:sz w:val="20"/>
         </w:rPr>
-        <w:t xml:space="preserve"> Assemblymember Brittney Miller (D, still serving) twice passed the Assembly with bills requiring accountability reporting on the achievement of chronically absent pupils — AB339 (2023) and AB391 (2025) — and both died in the Senate. The statewide-policy design died earliest: SB79 (2019), requiring a statewide chronic-absenteeism policy and training, never left Senate Education, and AB531 (2025), a real-time attendance dashboard plus a metrics task force, died in Assembly Education. What passed is narrower: SB249 (2021, Senator Marilyn Dondero Loop, D, still serving) excused behavioral-health absences and put crisis lines on pupil IDs, and AB264 (2023) protected credit for religious-holiday absences.</w:t>
+        <w:t xml:space="preserve"> Assemblymember Brittney Miller (D, still serving) twice passed the Assembly with bills requiring reporting on the achievement of chronically absent pupils — AB339 (2023) and AB391 (2025) — and both died in the Senate. The statewide-policy version died earliest: SB79 (2019), requiring a statewide chronic-absenteeism policy and training, never left Senate Education; AB531 (2025), a real-time attendance dashboard plus a metrics task force, died in Assembly Education. What passed is narrower: SB249 (2021, Senator Marilyn Dondero Loop, D, still serving) excused behavioral-health absences and put crisis lines on pupil IDs, and AB264 (2023) protected credit for religious-holiday absences.</w:t>
       </w:r>
     </w:p>
     <w:p>
       <w:pPr>
         <w:keepLines/>
         <w:widowControl/>
-        <w:spacing w:before="0" w:after="100" w:lineRule="auto" w:line="276"/>
+        <w:spacing w:before="0" w:after="90" w:lineRule="auto" w:line="276"/>
       </w:pPr>
       <w:r>
         <w:rPr>
@@ -193,13 +193,13 @@
           <w:color w:val="444444"/>
           <w:sz w:val="20"/>
         </w:rPr>
-        <w:t xml:space="preserve"> The staffing framework — counselors, psychologists, social workers "to the extent money is available" — is law (SB319 of 2019; SB151 of 2021; SB277 of 2025), and restorative-discipline requirements passed in 2019 (AB168). The unconditional versions and add-on mandates die in committee. An integrated-supports proposal would inherit that split: funded frameworks pass, unfunded mandates stop.</w:t>
+        <w:t xml:space="preserve"> The staffing framework — counselors, psychologists, social workers "to the extent money is available" — is law (SB319 of 2019; SB151 of 2021; SB277 of 2025), and restorative-discipline requirements passed in 2019 (AB168); the versions without funding conditions die in committee. An integrated-supports proposal would face that same split: plans tied to available funding pass; unfunded requirements stop.</w:t>
       </w:r>
     </w:p>
     <w:p>
       <w:pPr>
         <w:widowControl/>
-        <w:spacing w:before="100" w:after="40" w:lineRule="auto" w:line="254"/>
+        <w:spacing w:before="84" w:after="36" w:lineRule="auto" w:line="254"/>
       </w:pPr>
       <w:r>
         <w:rPr>
@@ -232,7 +232,7 @@
       <w:pPr>
         <w:keepLines/>
         <w:widowControl/>
-        <w:spacing w:before="0" w:after="100" w:lineRule="auto" w:line="276"/>
+        <w:spacing w:before="0" w:after="90" w:lineRule="auto" w:line="276"/>
       </w:pPr>
       <w:r>
         <w:rPr>
@@ -241,7 +241,7 @@
           <w:color w:val="1A2D4F"/>
           <w:sz w:val="20"/>
         </w:rPr>
-        <w:t>The big structural designs died young — repeatedly.</w:t>
+        <w:t>The large-scale programs died early — repeatedly.</w:t>
       </w:r>
       <w:r>
         <w:rPr>
@@ -250,14 +250,14 @@
           <w:color w:val="444444"/>
           <w:sz w:val="20"/>
         </w:rPr>
-        <w:t xml:space="preserve"> The 2019 work-based-learning package (AB318, AB359, AB392 — district policies, employer networks, certified employers with pupil insurance), all Republican-carried, died in first committees, as did the union-and-trade-group CTE teaching bills (AB199 of 2019, AB208 of 2021) and Senator Scott Hammond's 2021 trio steering career-technical education toward high-need industries (SB220, SB226, SB265). Hammond has since left the Legislature, and no one has refiled the network-scale designs.</w:t>
+        <w:t xml:space="preserve"> The 2019 work-based-learning package (AB318, AB359, AB392 — district policies, employer networks, insured work placements), all sponsored by Republicans, died in their first committees, as did the union-and-trade-group CTE teaching bills (AB199 of 2019, AB208 of 2021) and Senator Scott Hammond's three 2021 bills steering career-technical education toward high-need industries (SB220, SB226, SB265). Hammond has left the Legislature, and no one has refiled the large employer-network proposals.</w:t>
       </w:r>
     </w:p>
     <w:p>
       <w:pPr>
         <w:keepLines/>
         <w:widowControl/>
-        <w:spacing w:before="0" w:after="100" w:lineRule="auto" w:line="276"/>
+        <w:spacing w:before="0" w:after="90" w:lineRule="auto" w:line="276"/>
       </w:pPr>
       <w:r>
         <w:rPr>
@@ -266,7 +266,7 @@
           <w:color w:val="1A2D4F"/>
           <w:sz w:val="20"/>
         </w:rPr>
-        <w:t>What passes is incremental — and recently, steadily.</w:t>
+        <w:t>What passes is one small step at a time — and lately, steadily.</w:t>
       </w:r>
       <w:r>
         <w:rPr>
@@ -275,7 +275,7 @@
           <w:color w:val="444444"/>
           <w:sz w:val="20"/>
         </w:rPr>
-        <w:t xml:space="preserve"> AB38 (2021) streamlined CTE advisory committees and work-based learning rules; AB207 (2023) let schools insure pupils in work-based learning; AB256 (2023) streamlined program approvals; AB241 (2023) made the college-and-career-ready course load the default high-school enrollment; AB539 (2025) authorized career coaches in middle and junior high schools; and SB45 (2025) refocused CTE grants on advanced courses. The financial-literacy credit — the record's cleanest life-skills win — passed 40–0 and 20–0 (AB274, 2023). Two lanes are visible: employer-network structures have never cleared a committee, while school-side pathway machinery has passed in every session since 2021.</w:t>
+        <w:t xml:space="preserve"> AB38 (2021) streamlined CTE advisory committees and work-based learning rules; AB207 (2023) let schools insure pupils in work-based learning; AB256 (2023) streamlined program approvals; AB241 (2023) made the college-and-career-ready course load the default high-school enrollment; AB539 (2025) authorized career coaches in the middle grades; and SB45 (2025) refocused CTE grants on advanced courses. The financial-literacy credit, the clearest life-skills success in the record, passed 40–0 and 20–0 (AB274, 2023). Two patterns are visible: employer-network programs have never cleared a committee, while school-based pathway bills have passed in every session since 2021.</w:t>
       </w:r>
     </w:p>
     <w:p>
